--- a/guides/cae-verification-handout.docx
+++ b/guides/cae-verification-handout.docx
@@ -301,54 +301,29 @@
         <w:pStyle w:val="Heading1"/>
       </w:pPr>
       <w:r>
-        <w:t>Get the companion exercise onto CAE</w:t>
+        <w:t>Companion code</w:t>
       </w:r>
     </w:p>
     <w:p>
       <w:pPr/>
       <w:r>
-        <w:t>On your laptop, open Terminal or PowerShell. Clone the guide repository, then copy it to your CAE home directory:</w:t>
-      </w:r>
-    </w:p>
-    <w:p>
-      <w:pPr>
-        <w:pStyle w:val="Code"/>
-        <w:keepLines/>
-        <w:spacing w:after="160"/>
-      </w:pPr>
-      <w:r>
-        <w:t xml:space="preserve">git clone </w:t>
+        <w:t xml:space="preserve">RTL: </w:t>
       </w:r>
       <w:hyperlink r:id="rId15">
         <w:r>
           <w:rPr>
             <w:color w:val="0563C1"/>
             <w:u w:val="single"/>
-            <w:rFonts w:ascii="Courier New" w:hAnsi="Courier New"/>
-            <w:sz w:val="18"/>
           </w:rPr>
-          <w:t>https://github.com/abhinavnandwani/cae-synopsys-guides.git</w:t>
+          <w:t>https://github.com/abhinavnandwani/cae-synopsys-guides/blob/main/lab/rtl/sb_flop.v</w:t>
         </w:r>
       </w:hyperlink>
-      <w:r>
-        <w:br/>
-        <w:t>scp -r cae-synopsys-guides YOUR_NETID@best-tux.cae.wisc.edu:~/</w:t>
-      </w:r>
+      <w:r/>
     </w:p>
     <w:p>
       <w:pPr/>
       <w:r>
-        <w:t xml:space="preserve">Replace </w:t>
-      </w:r>
-      <w:r>
-        <w:rPr>
-          <w:rFonts w:ascii="Courier New" w:hAnsi="Courier New"/>
-          <w:sz w:val="18"/>
-        </w:rPr>
-        <w:t>YOUR_NETID</w:t>
-      </w:r>
-      <w:r>
-        <w:t xml:space="preserve"> with your NetID. Check a new SSH host key against the CAE fingerprint at </w:t>
+        <w:t xml:space="preserve">Testbench: </w:t>
       </w:r>
       <w:hyperlink r:id="rId16">
         <w:r>
@@ -356,97 +331,41 @@
             <w:color w:val="0563C1"/>
             <w:u w:val="single"/>
           </w:rPr>
-          <w:t>https://kb.wisc.edu/moodle/162780</w:t>
+          <w:t>https://github.com/abhinavnandwani/cae-synopsys-guides/blob/main/lab/tb/tb.sv</w:t>
         </w:r>
       </w:hyperlink>
+      <w:r/>
+    </w:p>
+    <w:p>
+      <w:pPr/>
       <w:r>
-        <w:t xml:space="preserve"> before accepting. If Git is unavailable, extract the repository ZIP, rename its folder to </w:t>
+        <w:t xml:space="preserve">Simulation runner: </w:t>
+      </w:r>
+      <w:hyperlink r:id="rId17">
+        <w:r>
+          <w:rPr>
+            <w:color w:val="0563C1"/>
+            <w:u w:val="single"/>
+          </w:rPr>
+          <w:t>https://github.com/abhinavnandwani/cae-synopsys-guides/blob/main/lab/run_lab.py</w:t>
+        </w:r>
+      </w:hyperlink>
+      <w:r/>
+    </w:p>
+    <w:p>
+      <w:pPr/>
+      <w:r>
+        <w:t xml:space="preserve">Commands below use </w:t>
       </w:r>
       <w:r>
         <w:rPr>
           <w:rFonts w:ascii="Courier New" w:hAnsi="Courier New"/>
           <w:sz w:val="18"/>
         </w:rPr>
-        <w:t>cae-synopsys-guides</w:t>
+        <w:t>~/cae-synopsys-guides/lab</w:t>
       </w:r>
       <w:r>
-        <w:t>, then run the SCP line. Guacamole does not provide file transfer. The repository README also explains cloning directly on CAE.</w:t>
-      </w:r>
-    </w:p>
-    <w:p>
-      <w:pPr/>
-      <w:r>
-        <w:t>Back in the CAE container terminal:</w:t>
-      </w:r>
-    </w:p>
-    <w:p>
-      <w:pPr>
-        <w:pStyle w:val="Code"/>
-        <w:keepLines/>
-        <w:spacing w:after="160"/>
-      </w:pPr>
-      <w:r>
-        <w:t>cd ~/cae-synopsys-guides/lab</w:t>
-        <w:br/>
-        <w:t>pwd</w:t>
-        <w:br/>
-        <w:t>ls</w:t>
-      </w:r>
-    </w:p>
-    <w:p>
-      <w:pPr/>
-      <w:r>
-        <w:t xml:space="preserve">You should see </w:t>
-      </w:r>
-      <w:r>
-        <w:rPr>
-          <w:rFonts w:ascii="Courier New" w:hAnsi="Courier New"/>
-          <w:sz w:val="18"/>
-        </w:rPr>
-        <w:t>run_lab.py</w:t>
-      </w:r>
-      <w:r>
-        <w:t xml:space="preserve">, </w:t>
-      </w:r>
-      <w:r>
-        <w:rPr>
-          <w:rFonts w:ascii="Courier New" w:hAnsi="Courier New"/>
-          <w:sz w:val="18"/>
-        </w:rPr>
-        <w:t>rtl</w:t>
-      </w:r>
-      <w:r>
-        <w:t xml:space="preserve">, </w:t>
-      </w:r>
-      <w:r>
-        <w:rPr>
-          <w:rFonts w:ascii="Courier New" w:hAnsi="Courier New"/>
-          <w:sz w:val="18"/>
-        </w:rPr>
-        <w:t>tb</w:t>
-      </w:r>
-      <w:r>
-        <w:t xml:space="preserve">, </w:t>
-      </w:r>
-      <w:r>
-        <w:rPr>
-          <w:rFonts w:ascii="Courier New" w:hAnsi="Courier New"/>
-          <w:sz w:val="18"/>
-        </w:rPr>
-        <w:t>synth</w:t>
-      </w:r>
-      <w:r>
-        <w:t xml:space="preserve">, and </w:t>
-      </w:r>
-      <w:r>
-        <w:rPr>
-          <w:rFonts w:ascii="Courier New" w:hAnsi="Courier New"/>
-          <w:sz w:val="18"/>
-        </w:rPr>
-        <w:t>README.md</w:t>
-      </w:r>
-      <w:r>
-        <w:t>. The recorded screenshots use a dated demonstration folder. Use the folder you copied. Keep work in your home directory so it is available across CAE hosts.</w:t>
+        <w:t xml:space="preserve"> as the exercise directory. The recorded screenshots show the original dated demonstration folder.</w:t>
       </w:r>
     </w:p>
     <w:p>
@@ -676,22 +595,7 @@
                 <w:b w:val="0"/>
                 <w:sz w:val="18"/>
               </w:rPr>
-              <w:t xml:space="preserve"> and </w:t>
-            </w:r>
-            <w:r>
-              <w:rPr>
-                <w:rFonts w:ascii="Courier New" w:hAnsi="Courier New"/>
-                <w:b w:val="0"/>
-                <w:sz w:val="18"/>
-              </w:rPr>
-              <w:t>scp</w:t>
-            </w:r>
-            <w:r>
-              <w:rPr>
-                <w:b w:val="0"/>
-                <w:sz w:val="18"/>
-              </w:rPr>
-              <w:t xml:space="preserve"> to reach CAE or transfer files.</w:t>
+              <w:t xml:space="preserve"> to reach the CAE host shell.</w:t>
             </w:r>
           </w:p>
         </w:tc>
@@ -1315,7 +1219,7 @@
                     <pic:cNvPicPr/>
                   </pic:nvPicPr>
                   <pic:blipFill>
-                    <a:blip r:embed="rId17"/>
+                    <a:blip r:embed="rId18"/>
                     <a:srcRect l="0" t="7818" r="970" b="65195"/>
                     <a:stretch>
                       <a:fillRect/>
@@ -2295,7 +2199,7 @@
                     <pic:cNvPicPr/>
                   </pic:nvPicPr>
                   <pic:blipFill>
-                    <a:blip r:embed="rId18"/>
+                    <a:blip r:embed="rId19"/>
                     <a:srcRect l="0" t="6557" r="0" b="5549"/>
                     <a:stretch>
                       <a:fillRect/>
@@ -2529,7 +2433,7 @@
                     <pic:cNvPicPr/>
                   </pic:nvPicPr>
                   <pic:blipFill>
-                    <a:blip r:embed="rId19"/>
+                    <a:blip r:embed="rId20"/>
                     <a:srcRect l="0" t="55612" r="0" b="5801"/>
                     <a:stretch>
                       <a:fillRect/>
@@ -3418,7 +3322,7 @@
                     <pic:cNvPicPr/>
                   </pic:nvPicPr>
                   <pic:blipFill>
-                    <a:blip r:embed="rId20"/>
+                    <a:blip r:embed="rId21"/>
                     <a:srcRect l="0" t="7818" r="970" b="35687"/>
                     <a:stretch>
                       <a:fillRect/>
@@ -3577,7 +3481,7 @@
                     <pic:cNvPicPr/>
                   </pic:nvPicPr>
                   <pic:blipFill>
-                    <a:blip r:embed="rId21"/>
+                    <a:blip r:embed="rId22"/>
                     <a:srcRect l="0" t="11980" r="0" b="378"/>
                     <a:stretch>
                       <a:fillRect/>
@@ -4234,7 +4138,7 @@
       <w:r>
         <w:t xml:space="preserve">Tested on CAE with VCS Y-2026.03_Full64, Verdi Y-2026.03, and URG Y-2026.03. Setup reference: </w:t>
       </w:r>
-      <w:hyperlink r:id="rId22">
+      <w:hyperlink r:id="rId23">
         <w:r>
           <w:rPr>
             <w:color w:val="0563C1"/>
@@ -4250,7 +4154,7 @@
       <w:r>
         <w:t xml:space="preserve">Verdi overview: </w:t>
       </w:r>
-      <w:hyperlink r:id="rId23">
+      <w:hyperlink r:id="rId24">
         <w:r>
           <w:rPr>
             <w:color w:val="0563C1"/>

--- a/guides/cae-verification-handout.docx
+++ b/guides/cae-verification-handout.docx
@@ -23,7 +23,7 @@
     <w:p>
       <w:pPr/>
       <w:r>
-        <w:t>Use this guide to compile a SystemVerilog test, inspect its source and waveforms, generate coverage, and prove that the test catches a known bug. The terminal and GUI sections use the same small register example. The final section connects this workflow to the team's test plan and verification scaffolding.</w:t>
+        <w:t>Use this guide to compile a SystemVerilog test, inspect its source and waveforms, generate coverage, and check that the test catches a known bug. The terminal and GUI sections use the same small register example.</w:t>
       </w:r>
     </w:p>
     <w:p>
@@ -160,7 +160,7 @@
     <w:p>
       <w:pPr/>
       <w:r>
-        <w:t xml:space="preserve">Official CAE login instructions and screenshots: </w:t>
+        <w:t xml:space="preserve">More help with Guacamole sign-in, including CAE's official instructions and screenshots: </w:t>
       </w:r>
       <w:hyperlink r:id="rId13">
         <w:r>
@@ -3617,7 +3617,7 @@
     <w:p>
       <w:pPr/>
       <w:r>
-        <w:t>Condition and assertion coverage do not have meaningful DUT targets in this tiny example. High code coverage does not establish arithmetic correctness, protocol behavior, corner cases, or interactions between units. The project test plan must connect requirements to stimulus, checks, and suitable coverage goals.</w:t>
+        <w:t>Condition and assertion coverage do not have meaningful DUT targets in this tiny example. High code coverage does not establish arithmetic correctness, protocol behavior, corner cases, or interactions between units.</w:t>
       </w:r>
     </w:p>
     <w:p>
@@ -3630,13 +3630,13 @@
         <w:pStyle w:val="Heading1"/>
       </w:pPr>
       <w:r>
-        <w:t>Turn the exercise into verification infrastructure</w:t>
+        <w:t>Reproduce a saved simulation</w:t>
       </w:r>
     </w:p>
     <w:p>
       <w:pPr/>
       <w:r>
-        <w:t>For each project layer, specify the behavior to verify, reference model or expected result, stimulus, checks, coverage, and reproducible command. Decide where C++, SystemVerilog, UVM, or another method fits the layer. The availability of a UVM package does not by itself choose the methodology.</w:t>
+        <w:t>Keep the source and run files together so you can investigate a result later. These records help distinguish a source change from a tool or configuration difference.</w:t>
       </w:r>
     </w:p>
     <w:tbl>
@@ -4124,13 +4124,33 @@
         <w:pStyle w:val="Heading1"/>
       </w:pPr>
       <w:r>
-        <w:t>Completion check</w:t>
+        <w:t>Check your setup</w:t>
       </w:r>
     </w:p>
     <w:p>
       <w:pPr/>
       <w:r>
-        <w:t>Complete the passing and deliberately failing runs, explain the waveform at each expected edge, identify at least one coverage limitation, and show another teammate how to reproduce the run from its command and source revision. The team's project deliverables remain the architecture-based test plan, per-layer methodology proposal, and hardened runnable verification scaffolding.</w:t>
+        <w:t xml:space="preserve">The passing run should contain </w:t>
+      </w:r>
+      <w:r>
+        <w:rPr>
+          <w:rFonts w:ascii="Courier New" w:hAnsi="Courier New"/>
+          <w:sz w:val="18"/>
+        </w:rPr>
+        <w:t>SB_SNPS_SIM_PASS</w:t>
+      </w:r>
+      <w:r>
+        <w:t xml:space="preserve">; the deliberately failing run should contain </w:t>
+      </w:r>
+      <w:r>
+        <w:rPr>
+          <w:rFonts w:ascii="Courier New" w:hAnsi="Courier New"/>
+          <w:sz w:val="18"/>
+        </w:rPr>
+        <w:t>data failed</w:t>
+      </w:r>
+      <w:r>
+        <w:t xml:space="preserve"> without that pass marker. In Verdi, compare the reset and data transitions with the table above. In URG, check which reset transition is missing from toggle coverage.</w:t>
       </w:r>
     </w:p>
     <w:p>
